--- a/jpa-performance-lab/docs/learning/JPA_학습_커리큘럼.docx
+++ b/jpa-performance-lab/docs/learning/JPA_학습_커리큘럼.docx
@@ -254,13 +254,7 @@
               <w:jc w:val="left"/>
             </w:pPr>
             <w:r>
-              <w:rPr>
-                <w:rFonts w:ascii="Calibri" w:hAnsi="Calibri" w:eastAsia="맑은 고딕" w:cs="맑은 고딕"/>
-                <w:b w:val="0"/>
-                <w:i w:val="0"/>
-                <w:sz w:val="19"/>
-              </w:rPr>
-              <w:t>DB 연결 · 엔티티 · Repository · 목록 · 상세 · 등록</w:t>
+              <w:t>DB 연결 · 엔티티 · Repository · 목록 · 상세 · 등록 · 수정</w:t>
             </w:r>
           </w:p>
         </w:tc>
@@ -520,7 +514,7 @@
           <w:color w:val="1F4D78"/>
           <w:sz w:val="21"/>
         </w:rPr>
-        <w:t xml:space="preserve">현재 위치  </w:t>
+        <w:t>현재 위치  1~4단계는 완료했다. 지금은 5단계 게시글 수정·삭제를 진행하며, 수정 흐름은 Service·Controller·JSP까지 연결했고 브라우저에서 변경값 반영을 확인했다. 다음 작업은 P6Spy UPDATE SQL 확인과 삭제 기능이다.</w:t>
       </w:r>
       <w:r>
         <w:rPr>
@@ -529,7 +523,6 @@
           <w:i w:val="0"/>
           <w:sz w:val="21"/>
         </w:rPr>
-        <w:t>1~4단계는 완료했다. 지금은 5단계 게시글 수정·삭제를 진행하며, 다음 작업은 Service 계층에 수정 메서드를 추가해 JPA 변경 감지를 확인하는 것이다.</w:t>
       </w:r>
     </w:p>
     <w:p>
@@ -1986,12 +1979,6 @@
               <w:jc w:val="center"/>
             </w:pPr>
             <w:r>
-              <w:rPr>
-                <w:rFonts w:ascii="Calibri" w:hAnsi="Calibri" w:eastAsia="맑은 고딕" w:cs="맑은 고딕"/>
-                <w:b/>
-                <w:i w:val="0"/>
-                <w:sz w:val="19"/>
-              </w:rPr>
               <w:t>진행 중</w:t>
             </w:r>
           </w:p>
@@ -2013,13 +2000,7 @@
               <w:jc w:val="left"/>
             </w:pPr>
             <w:r>
-              <w:rPr>
-                <w:rFonts w:ascii="Calibri" w:hAnsi="Calibri" w:eastAsia="맑은 고딕" w:cs="맑은 고딕"/>
-                <w:b w:val="0"/>
-                <w:i w:val="0"/>
-                <w:sz w:val="19"/>
-              </w:rPr>
-              <w:t>게시글 수정과 삭제</w:t>
+              <w:t>게시글 수정 구현 완료, UPDATE SQL 확인과 삭제 대기</w:t>
             </w:r>
           </w:p>
         </w:tc>
@@ -2071,12 +2052,6 @@
               <w:jc w:val="center"/>
             </w:pPr>
             <w:r>
-              <w:rPr>
-                <w:rFonts w:ascii="Calibri" w:hAnsi="Calibri" w:eastAsia="맑은 고딕" w:cs="맑은 고딕"/>
-                <w:b/>
-                <w:i w:val="0"/>
-                <w:sz w:val="19"/>
-              </w:rPr>
               <w:t>진행 중</w:t>
             </w:r>
           </w:p>
@@ -2098,13 +2073,7 @@
               <w:jc w:val="left"/>
             </w:pPr>
             <w:r>
-              <w:rPr>
-                <w:rFonts w:ascii="Calibri" w:hAnsi="Calibri" w:eastAsia="맑은 고딕" w:cs="맑은 고딕"/>
-                <w:b w:val="0"/>
-                <w:i w:val="0"/>
-                <w:sz w:val="19"/>
-              </w:rPr>
-              <w:t>JSP 목록·상세·등록 완료, 수정·삭제 대기</w:t>
+              <w:t>JSP 목록·상세·등록·수정 완료, 삭제 대기</w:t>
             </w:r>
           </w:p>
         </w:tc>
@@ -2554,7 +2523,7 @@
           <w:color w:val="1F4D78"/>
           <w:sz w:val="21"/>
         </w:rPr>
-        <w:t xml:space="preserve">다음 한 단계  </w:t>
+        <w:t>다음 한 단계  수정 실행 시 P6Spy 로그에서 실제 수정 값이 포함된 UPDATE SQL을 확인하고, 다음으로 삭제 기능을 안전 범위 안에서 구현한다.</w:t>
       </w:r>
       <w:r>
         <w:rPr>
@@ -2563,7 +2532,6 @@
           <w:i w:val="0"/>
           <w:sz w:val="21"/>
         </w:rPr>
-        <w:t>PostService와 PostServiceImpl에 게시글 수정 메서드를 추가하고, 트랜잭션 안에서 조회한 엔티티의 값을 변경해 Hibernate UPDATE를 확인한다.</w:t>
       </w:r>
     </w:p>
     <w:p>
@@ -5104,7 +5072,7 @@
           <w:color w:val="1F4D78"/>
           <w:sz w:val="21"/>
         </w:rPr>
-        <w:t xml:space="preserve">현재 목표  </w:t>
+        <w:t>현재 목표  수정 폼과 수정 처리는 연결했고 브라우저에서 변경값 반영까지 확인했다. 이제 P6Spy UPDATE SQL로 JPA 변경 감지를 확인하고, 새로 만든 실습 게시글에 한해 삭제 흐름을 구현한다.</w:t>
       </w:r>
       <w:r>
         <w:rPr>
@@ -5113,7 +5081,6 @@
           <w:i w:val="0"/>
           <w:sz w:val="21"/>
         </w:rPr>
-        <w:t>수정 폼의 기존 값을 저장하고, 트랜잭션 안에서 관리 상태 엔티티를 변경해 JPA 변경 감지로 UPDATE가 실행되는 전 과정을 확인한다.</w:t>
       </w:r>
     </w:p>
     <w:p>
